--- a/Guide-Mise-A-Jour-Maison.docx
+++ b/Guide-Mise-A-Jour-Maison.docx
@@ -24,7 +24,7 @@
         <w:t xml:space="preserve">obtenir, sur votre installation à la maison, exactement la même application (reset mot de passe, boutons Google/SSO, refonte du login). Généré le </w:t>
       </w:r>
       <w:r>
-        <w:t xml:space="preserve">08/07/2026</w:t>
+        <w:t xml:space="preserve">09/07/2026</w:t>
       </w:r>
     </w:p>
     <w:p>
